--- a/downloads/handouts/Unit 07/Handout 07.05 - Interview Question Cards and Feedback Sheet.docx
+++ b/downloads/handouts/Unit 07/Handout 07.05 - Interview Question Cards and Feedback Sheet.docx
@@ -57,7 +57,7 @@
         <w:pStyle w:val="BodyText"/>
       </w:pPr>
       <w:r>
-        <w:t xml:space="preserve">Each card is printed with the English question and the Turkish, Portuguese, and Spanish translation under it.</w:t>
+        <w:t xml:space="preserve">Each card is printed with the English question and the Spanish translation under it.</w:t>
       </w:r>
     </w:p>
     <w:p>
@@ -90,30 +90,6 @@
         <w:pStyle w:val="Compact"/>
       </w:pPr>
       <w:r>
-        <w:t xml:space="preserve">Bana kendinizden bahsedin.</w:t>
-      </w:r>
-    </w:p>
-    <w:p>
-      <w:pPr>
-        <w:numPr>
-          <w:ilvl w:val="0"/>
-          <w:numId w:val="1001"/>
-        </w:numPr>
-        <w:pStyle w:val="Compact"/>
-      </w:pPr>
-      <w:r>
-        <w:t xml:space="preserve">Fale sobre você.</w:t>
-      </w:r>
-    </w:p>
-    <w:p>
-      <w:pPr>
-        <w:numPr>
-          <w:ilvl w:val="0"/>
-          <w:numId w:val="1001"/>
-        </w:numPr>
-        <w:pStyle w:val="Compact"/>
-      </w:pPr>
-      <w:r>
         <w:t xml:space="preserve">Hábleme de usted.</w:t>
       </w:r>
     </w:p>
@@ -158,30 +134,6 @@
         <w:pStyle w:val="Compact"/>
       </w:pPr>
       <w:r>
-        <w:t xml:space="preserve">Burada neden çalışmak istiyorsunuz?</w:t>
-      </w:r>
-    </w:p>
-    <w:p>
-      <w:pPr>
-        <w:numPr>
-          <w:ilvl w:val="0"/>
-          <w:numId w:val="1002"/>
-        </w:numPr>
-        <w:pStyle w:val="Compact"/>
-      </w:pPr>
-      <w:r>
-        <w:t xml:space="preserve">Por que você quer trabalhar aqui?</w:t>
-      </w:r>
-    </w:p>
-    <w:p>
-      <w:pPr>
-        <w:numPr>
-          <w:ilvl w:val="0"/>
-          <w:numId w:val="1002"/>
-        </w:numPr>
-        <w:pStyle w:val="Compact"/>
-      </w:pPr>
-      <w:r>
         <w:t xml:space="preserve">¿Por qué quiere trabajar aquí?</w:t>
       </w:r>
     </w:p>
@@ -215,30 +167,6 @@
         <w:pStyle w:val="Compact"/>
       </w:pPr>
       <w:r>
-        <w:t xml:space="preserve">Neyi iyi yapıyorsunuz?</w:t>
-      </w:r>
-    </w:p>
-    <w:p>
-      <w:pPr>
-        <w:numPr>
-          <w:ilvl w:val="0"/>
-          <w:numId w:val="1003"/>
-        </w:numPr>
-        <w:pStyle w:val="Compact"/>
-      </w:pPr>
-      <w:r>
-        <w:t xml:space="preserve">No que você é bom? / No que você é boa?</w:t>
-      </w:r>
-    </w:p>
-    <w:p>
-      <w:pPr>
-        <w:numPr>
-          <w:ilvl w:val="0"/>
-          <w:numId w:val="1003"/>
-        </w:numPr>
-        <w:pStyle w:val="Compact"/>
-      </w:pPr>
-      <w:r>
         <w:t xml:space="preserve">¿En qué es bueno? / ¿En qué es buena?</w:t>
       </w:r>
     </w:p>
@@ -307,30 +235,6 @@
         <w:pStyle w:val="Compact"/>
       </w:pPr>
       <w:r>
-        <w:t xml:space="preserve">Bir şeyin ters gittiği ve çözmek zorunda kaldığınız bir zamanı anlatın.</w:t>
-      </w:r>
-    </w:p>
-    <w:p>
-      <w:pPr>
-        <w:numPr>
-          <w:ilvl w:val="0"/>
-          <w:numId w:val="1004"/>
-        </w:numPr>
-        <w:pStyle w:val="Compact"/>
-      </w:pPr>
-      <w:r>
-        <w:t xml:space="preserve">Fale sobre uma vez em que algo deu errado e você teve que resolver.</w:t>
-      </w:r>
-    </w:p>
-    <w:p>
-      <w:pPr>
-        <w:numPr>
-          <w:ilvl w:val="0"/>
-          <w:numId w:val="1004"/>
-        </w:numPr>
-        <w:pStyle w:val="Compact"/>
-      </w:pPr>
-      <w:r>
         <w:t xml:space="preserve">Cuénteme de una vez en que algo salió mal y tuvo que resolverlo.</w:t>
       </w:r>
     </w:p>
@@ -375,30 +279,6 @@
         <w:pStyle w:val="Compact"/>
       </w:pPr>
       <w:r>
-        <w:t xml:space="preserve">Aynı fikirde olmadığınız insanlarla nasıl çalışırsınız?</w:t>
-      </w:r>
-    </w:p>
-    <w:p>
-      <w:pPr>
-        <w:numPr>
-          <w:ilvl w:val="0"/>
-          <w:numId w:val="1005"/>
-        </w:numPr>
-        <w:pStyle w:val="Compact"/>
-      </w:pPr>
-      <w:r>
-        <w:t xml:space="preserve">Como você trabalha com pessoas de quem você discorda?</w:t>
-      </w:r>
-    </w:p>
-    <w:p>
-      <w:pPr>
-        <w:numPr>
-          <w:ilvl w:val="0"/>
-          <w:numId w:val="1005"/>
-        </w:numPr>
-        <w:pStyle w:val="Compact"/>
-      </w:pPr>
-      <w:r>
         <w:t xml:space="preserve">¿Cómo trabaja con personas con las que no está de acuerdo?</w:t>
       </w:r>
     </w:p>
@@ -421,30 +301,6 @@
           <w:b/>
         </w:rPr>
         <w:t xml:space="preserve">Do you have any questions for me?</w:t>
-      </w:r>
-    </w:p>
-    <w:p>
-      <w:pPr>
-        <w:numPr>
-          <w:ilvl w:val="0"/>
-          <w:numId w:val="1006"/>
-        </w:numPr>
-        <w:pStyle w:val="Compact"/>
-      </w:pPr>
-      <w:r>
-        <w:t xml:space="preserve">Bana sormak istediğiniz bir şey var mı?</w:t>
-      </w:r>
-    </w:p>
-    <w:p>
-      <w:pPr>
-        <w:numPr>
-          <w:ilvl w:val="0"/>
-          <w:numId w:val="1006"/>
-        </w:numPr>
-        <w:pStyle w:val="Compact"/>
-      </w:pPr>
-      <w:r>
-        <w:t xml:space="preserve">Você tem alguma pergunta para mim?</w:t>
       </w:r>
     </w:p>
     <w:p>
@@ -1482,15 +1338,18 @@
       </w:r>
     </w:p>
     <w:p>
-      <w:r>
-        <w:br w:type="page"/>
-      </w:r>
-    </w:p>
-    <w:p>
       <w:pPr>
         <w:pStyle w:val="BodyText"/>
       </w:pPr>
       <w:r>
+        <w:t xml:space="preserve">____________________________________________________________________</w:t>
+      </w:r>
+    </w:p>
+    <w:p>
+      <w:pPr>
+        <w:pStyle w:val="BodyText"/>
+      </w:pPr>
+      <w:r>
         <w:rPr>
           <w:b/>
         </w:rPr>
@@ -1515,15 +1374,18 @@
       </w:r>
     </w:p>
     <w:p>
-      <w:r>
-        <w:br w:type="page"/>
-      </w:r>
-    </w:p>
-    <w:p>
       <w:pPr>
         <w:pStyle w:val="BodyText"/>
       </w:pPr>
       <w:r>
+        <w:t xml:space="preserve">____________________________________________________________________</w:t>
+      </w:r>
+    </w:p>
+    <w:p>
+      <w:pPr>
+        <w:pStyle w:val="BodyText"/>
+      </w:pPr>
+      <w:r>
         <w:rPr>
           <w:b/>
         </w:rPr>
@@ -1544,7 +1406,7 @@
         <w:rPr>
           <w:b/>
         </w:rPr>
-        <w:t xml:space="preserve">Sentence starters in four languages</w:t>
+        <w:t xml:space="preserve">Sentence starters in English and Spanish</w:t>
       </w:r>
     </w:p>
     <w:tbl>
@@ -1554,10 +1416,8 @@
         <w:tblLook w:firstRow="1"/>
       </w:tblPr>
       <w:tblGrid>
-        <w:gridCol w:w="1980"/>
-        <w:gridCol w:w="1980"/>
-        <w:gridCol w:w="1980"/>
-        <w:gridCol w:w="1980"/>
+        <w:gridCol w:w="3960"/>
+        <w:gridCol w:w="3960"/>
       </w:tblGrid>
       <w:tr>
         <w:trPr>
@@ -1593,40 +1453,6 @@
               <w:jc w:val="left"/>
             </w:pPr>
             <w:r>
-              <w:t xml:space="preserve">Turkish</w:t>
-            </w:r>
-          </w:p>
-        </w:tc>
-        <w:tc>
-          <w:tcPr>
-            <w:tcBorders>
-              <w:bottom w:val="single"/>
-            </w:tcBorders>
-            <w:vAlign w:val="bottom"/>
-          </w:tcPr>
-          <w:p>
-            <w:pPr>
-              <w:pStyle w:val="Compact"/>
-              <w:jc w:val="left"/>
-            </w:pPr>
-            <w:r>
-              <w:t xml:space="preserve">Portuguese</w:t>
-            </w:r>
-          </w:p>
-        </w:tc>
-        <w:tc>
-          <w:tcPr>
-            <w:tcBorders>
-              <w:bottom w:val="single"/>
-            </w:tcBorders>
-            <w:vAlign w:val="bottom"/>
-          </w:tcPr>
-          <w:p>
-            <w:pPr>
-              <w:pStyle w:val="Compact"/>
-              <w:jc w:val="left"/>
-            </w:pPr>
-            <w:r>
               <w:t xml:space="preserve">Spanish</w:t>
             </w:r>
           </w:p>
@@ -1671,7 +1497,7 @@
               <w:jc w:val="left"/>
             </w:pPr>
             <w:r>
-              <w:t xml:space="preserve">Devam ettirmen gereken bir şey</w:t>
+              <w:t xml:space="preserve">Algo que debes mantener es</w:t>
             </w:r>
             <w:r>
               <w:t xml:space="preserve"> </w:t>
@@ -1681,7 +1507,7 @@
                 <w:i/>
                 <w:b/>
               </w:rPr>
-              <w:t xml:space="preserve">, çünkü</w:t>
+              <w:t xml:space="preserve">, porque escuché</w:t>
             </w:r>
             <w:r>
               <w:rPr>
@@ -1691,21 +1517,20 @@
               <w:t xml:space="preserve"> </w:t>
             </w:r>
             <w:r>
-              <w:t xml:space="preserve"> </w:t>
-            </w:r>
-            <w:r>
-              <w:t xml:space="preserve">duydum.</w:t>
-            </w:r>
-          </w:p>
-        </w:tc>
-        <w:tc>
-          <w:p>
-            <w:pPr>
-              <w:pStyle w:val="Compact"/>
-              <w:jc w:val="left"/>
-            </w:pPr>
-            <w:r>
-              <w:t xml:space="preserve">Uma coisa para manter é</w:t>
+              <w:t xml:space="preserve">.</w:t>
+            </w:r>
+          </w:p>
+        </w:tc>
+      </w:tr>
+      <w:tr>
+        <w:tc>
+          <w:p>
+            <w:pPr>
+              <w:pStyle w:val="Compact"/>
+              <w:jc w:val="left"/>
+            </w:pPr>
+            <w:r>
+              <w:t xml:space="preserve">One thing to change is</w:t>
             </w:r>
             <w:r>
               <w:t xml:space="preserve"> </w:t>
@@ -1715,7 +1540,7 @@
                 <w:i/>
                 <w:b/>
               </w:rPr>
-              <w:t xml:space="preserve">, porque eu ouvi</w:t>
+              <w:t xml:space="preserve">. Next time try</w:t>
             </w:r>
             <w:r>
               <w:rPr>
@@ -1736,7 +1561,7 @@
               <w:jc w:val="left"/>
             </w:pPr>
             <w:r>
-              <w:t xml:space="preserve">Algo que debes mantener es</w:t>
+              <w:t xml:space="preserve">Algo que debes cambiar es</w:t>
             </w:r>
             <w:r>
               <w:t xml:space="preserve"> </w:t>
@@ -1746,7 +1571,7 @@
                 <w:i/>
                 <w:b/>
               </w:rPr>
-              <w:t xml:space="preserve">, porque escuché</w:t>
+              <w:t xml:space="preserve">. La próxima vez intenta</w:t>
             </w:r>
             <w:r>
               <w:rPr>
@@ -1769,123 +1594,18 @@
               <w:jc w:val="left"/>
             </w:pPr>
             <w:r>
-              <w:t xml:space="preserve">One thing to change is</w:t>
-            </w:r>
-            <w:r>
-              <w:t xml:space="preserve"> </w:t>
-            </w:r>
-            <w:r>
-              <w:rPr>
-                <w:i/>
-                <w:b/>
-              </w:rPr>
-              <w:t xml:space="preserve">. Next time try</w:t>
-            </w:r>
-            <w:r>
-              <w:rPr>
-                <w:i/>
-                <w:b/>
-              </w:rPr>
-              <w:t xml:space="preserve"> </w:t>
-            </w:r>
-            <w:r>
-              <w:t xml:space="preserve">.</w:t>
-            </w:r>
-          </w:p>
-        </w:tc>
-        <w:tc>
-          <w:p>
-            <w:pPr>
-              <w:pStyle w:val="Compact"/>
-              <w:jc w:val="left"/>
-            </w:pPr>
-            <w:r>
-              <w:t xml:space="preserve">Değiştirmen gereken bir şey</w:t>
-            </w:r>
-            <w:r>
-              <w:t xml:space="preserve"> </w:t>
-            </w:r>
-            <w:r>
-              <w:rPr>
-                <w:i/>
-                <w:b/>
-              </w:rPr>
-              <w:t xml:space="preserve">. Bir dahaki sefere</w:t>
-            </w:r>
-            <w:r>
-              <w:rPr>
-                <w:i/>
-                <w:b/>
-              </w:rPr>
-              <w:t xml:space="preserve"> </w:t>
-            </w:r>
-            <w:r>
-              <w:t xml:space="preserve"> </w:t>
-            </w:r>
-            <w:r>
-              <w:t xml:space="preserve">dene.</w:t>
-            </w:r>
-          </w:p>
-        </w:tc>
-        <w:tc>
-          <w:p>
-            <w:pPr>
-              <w:pStyle w:val="Compact"/>
-              <w:jc w:val="left"/>
-            </w:pPr>
-            <w:r>
-              <w:t xml:space="preserve">Uma coisa para mudar é</w:t>
-            </w:r>
-            <w:r>
-              <w:t xml:space="preserve"> </w:t>
-            </w:r>
-            <w:r>
-              <w:rPr>
-                <w:i/>
-                <w:b/>
-              </w:rPr>
-              <w:t xml:space="preserve">. Na próxima vez tente</w:t>
-            </w:r>
-            <w:r>
-              <w:rPr>
-                <w:i/>
-                <w:b/>
-              </w:rPr>
-              <w:t xml:space="preserve"> </w:t>
-            </w:r>
-            <w:r>
-              <w:t xml:space="preserve">.</w:t>
-            </w:r>
-          </w:p>
-        </w:tc>
-        <w:tc>
-          <w:p>
-            <w:pPr>
-              <w:pStyle w:val="Compact"/>
-              <w:jc w:val="left"/>
-            </w:pPr>
-            <w:r>
-              <w:t xml:space="preserve">Algo que debes cambiar es</w:t>
-            </w:r>
-            <w:r>
-              <w:t xml:space="preserve"> </w:t>
-            </w:r>
-            <w:r>
-              <w:rPr>
-                <w:i/>
-                <w:b/>
-              </w:rPr>
-              <w:t xml:space="preserve">. La próxima vez intenta</w:t>
-            </w:r>
-            <w:r>
-              <w:rPr>
-                <w:i/>
-                <w:b/>
-              </w:rPr>
-              <w:t xml:space="preserve"> </w:t>
-            </w:r>
-            <w:r>
-              <w:t xml:space="preserve">.</w:t>
+              <w:t xml:space="preserve">Your voice was ___ when ___.</w:t>
+            </w:r>
+          </w:p>
+        </w:tc>
+        <w:tc>
+          <w:p>
+            <w:pPr>
+              <w:pStyle w:val="Compact"/>
+              <w:jc w:val="left"/>
+            </w:pPr>
+            <w:r>
+              <w:t xml:space="preserve">Tu voz estaba ___ cuando ___.</w:t>
             </w:r>
           </w:p>
         </w:tc>
@@ -1898,75 +1618,7 @@
               <w:jc w:val="left"/>
             </w:pPr>
             <w:r>
-              <w:t xml:space="preserve">Your voice was ___ when ___.</w:t>
-            </w:r>
-          </w:p>
-        </w:tc>
-        <w:tc>
-          <w:p>
-            <w:pPr>
-              <w:pStyle w:val="Compact"/>
-              <w:jc w:val="left"/>
-            </w:pPr>
-            <w:r>
-              <w:t xml:space="preserve">___ olduğunda sesin ___ idi.</w:t>
-            </w:r>
-          </w:p>
-        </w:tc>
-        <w:tc>
-          <w:p>
-            <w:pPr>
-              <w:pStyle w:val="Compact"/>
-              <w:jc w:val="left"/>
-            </w:pPr>
-            <w:r>
-              <w:t xml:space="preserve">Sua voz estava ___ quando ___.</w:t>
-            </w:r>
-          </w:p>
-        </w:tc>
-        <w:tc>
-          <w:p>
-            <w:pPr>
-              <w:pStyle w:val="Compact"/>
-              <w:jc w:val="left"/>
-            </w:pPr>
-            <w:r>
-              <w:t xml:space="preserve">Tu voz estaba ___ cuando ___.</w:t>
-            </w:r>
-          </w:p>
-        </w:tc>
-      </w:tr>
-      <w:tr>
-        <w:tc>
-          <w:p>
-            <w:pPr>
-              <w:pStyle w:val="Compact"/>
-              <w:jc w:val="left"/>
-            </w:pPr>
-            <w:r>
               <w:t xml:space="preserve">Your STAR story was missing the ___.</w:t>
-            </w:r>
-          </w:p>
-        </w:tc>
-        <w:tc>
-          <w:p>
-            <w:pPr>
-              <w:pStyle w:val="Compact"/>
-              <w:jc w:val="left"/>
-            </w:pPr>
-            <w:r>
-              <w:t xml:space="preserve">STAR hikâyende ___ eksikti.</w:t>
-            </w:r>
-          </w:p>
-        </w:tc>
-        <w:tc>
-          <w:p>
-            <w:pPr>
-              <w:pStyle w:val="Compact"/>
-              <w:jc w:val="left"/>
-            </w:pPr>
-            <w:r>
-              <w:t xml:space="preserve">Na sua história STAR faltou o ___.</w:t>
             </w:r>
           </w:p>
         </w:tc>
@@ -2039,8 +1691,11 @@
       </w:r>
     </w:p>
     <w:p>
-      <w:r>
-        <w:br w:type="page"/>
+      <w:pPr>
+        <w:pStyle w:val="BodyText"/>
+      </w:pPr>
+      <w:r>
+        <w:t xml:space="preserve">____________________________________________________________________</w:t>
       </w:r>
     </w:p>
     <w:sectPr>

--- a/downloads/handouts/Unit 07/Handout 07.05 - Interview Question Cards and Feedback Sheet.docx
+++ b/downloads/handouts/Unit 07/Handout 07.05 - Interview Question Cards and Feedback Sheet.docx
@@ -26,7 +26,7 @@
         <w:rPr>
           <w:b/>
         </w:rPr>
-        <w:t xml:space="preserve">Print pages 1 and 2 on card stock and cut: six question cards plus twelve random cards, one set per triad. Print page 3, the feedback sheet, three per student.</w:t>
+        <w:t xml:space="preserve">Print pages 1 and 2 on card stock and cut: six question cards plus twelve random cards, one set per triad. Print page 3, the feedback sheet, one per student (three per triad, one per round).</w:t>
       </w:r>
     </w:p>
     <w:p>

--- a/downloads/handouts/Unit 07/Handout 07.05 - Interview Question Cards and Feedback Sheet.docx
+++ b/downloads/handouts/Unit 07/Handout 07.05 - Interview Question Cards and Feedback Sheet.docx
@@ -49,7 +49,7 @@
         <w:pStyle w:val="FirstParagraph"/>
       </w:pPr>
       <w:r>
-        <w:t xml:space="preserve">Every triad gets the same six. Students have seen these before the interview starts, because a student hearing a question for the first time in the chair learns nothing except that this is scary.</w:t>
+        <w:t xml:space="preserve">Every triad (group of three) gets the same six. Students see these before the interview starts. A student who hears a question for the first time in the chair learns nothing except that this is scary.</w:t>
       </w:r>
     </w:p>
     <w:p>
@@ -746,7 +746,7 @@
         <w:rPr>
           <w:b/>
         </w:rPr>
-        <w:t xml:space="preserve">One sheet per interview you observe. Fill it in while the interview is happening, not after.</w:t>
+        <w:t xml:space="preserve">Fill in one sheet for each interview you watch. Fill it in while the interview is happening, not after.</w:t>
       </w:r>
     </w:p>
     <w:p>
@@ -754,7 +754,7 @@
         <w:pStyle w:val="BodyText"/>
       </w:pPr>
       <w:r>
-        <w:t xml:space="preserve">Observer’s name: ____________________ Candidate’s name: ____________________</w:t>
+        <w:t xml:space="preserve">Observer’s name (you, the one watching): ____________________ Candidate’s name (the one being interviewed): ____________________</w:t>
       </w:r>
     </w:p>
     <w:p>
@@ -850,7 +850,7 @@
         <w:pStyle w:val="FirstParagraph"/>
       </w:pPr>
       <w:r>
-        <w:t xml:space="preserve">Score 1 to 4.</w:t>
+        <w:t xml:space="preserve">Score each trait 1 to 4.</w:t>
       </w:r>
       <w:r>
         <w:t xml:space="preserve"> </w:t>
@@ -1287,7 +1287,7 @@
         <w:rPr>
           <w:b/>
         </w:rPr>
-        <w:t xml:space="preserve">These are the only two things on this sheet that take real thinking. Both of them have to name something you actually saw or heard.</w:t>
+        <w:t xml:space="preserve">These two lines take the most thinking. Each one has to name something you actually saw or heard.</w:t>
       </w:r>
       <w:r>
         <w:rPr>
@@ -1342,7 +1342,7 @@
         <w:pStyle w:val="BodyText"/>
       </w:pPr>
       <w:r>
-        <w:t xml:space="preserve">____________________________________________________________________</w:t>
+        <w:t xml:space="preserve">Line 1: ____________________________________________________________________</w:t>
       </w:r>
     </w:p>
     <w:p>
@@ -1378,7 +1378,7 @@
         <w:pStyle w:val="BodyText"/>
       </w:pPr>
       <w:r>
-        <w:t xml:space="preserve">____________________________________________________________________</w:t>
+        <w:t xml:space="preserve">Line 1: ____________________________________________________________________</w:t>
       </w:r>
     </w:p>
     <w:p>
@@ -1653,7 +1653,7 @@
         <w:rPr>
           <w:b/>
         </w:rPr>
-        <w:t xml:space="preserve">Read the feedback sheet a peer gave you. Then look at your own Lesson 7.3 self-score sheet.</w:t>
+        <w:t xml:space="preserve">Read the feedback sheet a classmate gave you. Then look at your own Lesson 7.3 self-score sheet.</w:t>
       </w:r>
     </w:p>
     <w:p>
@@ -1664,7 +1664,7 @@
         <w:rPr>
           <w:b/>
         </w:rPr>
-        <w:t xml:space="preserve">A trait my peer saw that I did not name about myself:</w:t>
+        <w:t xml:space="preserve">A trait my classmate saw in me that I did not give myself:</w:t>
       </w:r>
       <w:r>
         <w:t xml:space="preserve"> </w:t>
@@ -1695,7 +1695,7 @@
         <w:pStyle w:val="BodyText"/>
       </w:pPr>
       <w:r>
-        <w:t xml:space="preserve">____________________________________________________________________</w:t>
+        <w:t xml:space="preserve">Line 2: ____________________________________________________________________</w:t>
       </w:r>
     </w:p>
     <w:sectPr>
